--- a/docs/deliverables/02-LifeLab-Presentation-Script.docx
+++ b/docs/deliverables/02-LifeLab-Presentation-Script.docx
@@ -26,7 +26,7 @@
           <w:szCs w:val="22"/>
           <w:lang w:val="th-TH" w:eastAsia="th-TH"/>
         </w:rPr>
-        <w:t>ฉบับ 1.1  วันที่ 28 กันยายน 2569  ฟอนต์ Noto Sans Thai</w:t>
+        <w:t>ฉบับ 1.2  วันที่ 29 กันยายน 2569  ฟอนต์ Noto Sans Thai</w:t>
       </w:r>
     </w:p>
     <w:p>
@@ -56,7 +56,7 @@
           <w:szCs w:val="22"/>
           <w:lang w:val="th-TH" w:eastAsia="th-TH"/>
         </w:rPr>
-        <w:t>1. เปิดเดโม ตรวจว่าใช้บทบาทผู้บริหาร เลือกธีมที่อ่านง่าย และปรับ zoom browser เป็น 100%</w:t>
+        <w:t>1. เริ่มที่ Login ใช้ user05 / 12345 เข้า Dashboard ด้วยสิทธิ์ผู้บริหาร หากมี session เดิมให้กดออกจากระบบก่อนนำเสนอ</w:t>
       </w:r>
     </w:p>
     <w:p>
@@ -97,7 +97,7 @@
         <w:pStyle w:val="Heading1"/>
       </w:pPr>
       <w:r>
-        <w:t>0 ถึง 1 นาที ภาพรวม</w:t>
+        <w:t>0 ถึง 1 นาที เข้าสู่ระบบและภาพรวม</w:t>
       </w:r>
     </w:p>
     <w:p>
@@ -108,7 +108,7 @@
           <w:szCs w:val="22"/>
           <w:lang w:val="th-TH" w:eastAsia="th-TH"/>
         </w:rPr>
-        <w:t>การกระทำ: เปิด Dashboard แล้วสลับ Light และ Dark</w:t>
+        <w:t>การกระทำ: แสดง Login กรอก user05 / 12345 เข้า Dashboard แล้วสลับ Light และ Dark</w:t>
       </w:r>
     </w:p>
     <w:p>
@@ -599,7 +599,7 @@
         <w:szCs w:val="18"/>
         <w:lang w:val="th-TH" w:eastAsia="th-TH"/>
       </w:rPr>
-      <w:t xml:space="preserve">LifeLab CRM  •  ฉบับ 1.1  •  หน้า </w:t>
+      <w:t xml:space="preserve">LifeLab CRM  •  ฉบับ 1.2  •  หน้า </w:t>
     </w:r>
     <w:fldSimple w:instr="PAGE"/>
   </w:p>
